--- a/applications/starlink/embedded-software-engineer/Jordan_Newman_Starlink_Recruiter_2Page_Resume.docx
+++ b/applications/starlink/embedded-software-engineer/Jordan_Newman_Starlink_Recruiter_2Page_Resume.docx
@@ -4,12 +4,12 @@
   <w:body>
     <w:p>
       <w:pPr>
+        <w:spacing w:after="0"/>
         <w:jc w:val="center"/>
       </w:pPr>
       <w:r>
         <w:rPr>
           <w:b/>
-          <w:color w:val="1F4E79"/>
           <w:sz w:val="32"/>
         </w:rPr>
         <w:t>JORDAN NEWMAN</w:t>
@@ -17,6 +17,7 @@
     </w:p>
     <w:p>
       <w:pPr>
+        <w:spacing w:after="0"/>
         <w:jc w:val="center"/>
       </w:pPr>
       <w:r>
@@ -29,183 +30,181 @@
     </w:p>
     <w:p>
       <w:pPr>
+        <w:spacing w:after="40"/>
         <w:jc w:val="center"/>
       </w:pPr>
       <w:r>
-        <w:rPr>
-          <w:sz w:val="17"/>
-        </w:rPr>
         <w:t>Marlboro, NJ | 347-739-4731 | phoem@mac.com | Private GitHub repository access available upon request</w:t>
       </w:r>
     </w:p>
     <w:p>
       <w:pPr>
+        <w:pStyle w:val="Heading1"/>
         <w:pBdr>
-          <w:bottom w:val="single" w:sz="6" w:space="1" w:color="4F81BD"/>
+          <w:bottom w:val="single" w:sz="5" w:space="1" w:color="666666"/>
         </w:pBdr>
       </w:pPr>
       <w:r>
-        <w:rPr>
-          <w:b/>
-          <w:color w:val="1F4E79"/>
-          <w:sz w:val="21"/>
-        </w:rPr>
         <w:t>SUMMARY</w:t>
       </w:r>
     </w:p>
     <w:p>
-      <w:pPr>
-        <w:spacing w:after="40"/>
-      </w:pPr>
       <w:r>
-        <w:rPr>
-          <w:sz w:val="17"/>
-        </w:rPr>
         <w:t>Systems software engineer with deep C, FreeBSD, Linux, networking, security, kernel, and embedded firmware experience. Built production software from kernel modules and packet analyzers to high-performance web servers and embedded AVR firmware. Operated infrastructure at ISP/CDN scale across 3,000-4,000 servers, 10 CDN locations, and 65+ Gbps peak traffic.</w:t>
       </w:r>
     </w:p>
     <w:p>
       <w:pPr>
+        <w:pStyle w:val="Heading1"/>
         <w:pBdr>
-          <w:bottom w:val="single" w:sz="6" w:space="1" w:color="4F81BD"/>
+          <w:bottom w:val="single" w:sz="5" w:space="1" w:color="666666"/>
         </w:pBdr>
       </w:pPr>
       <w:r>
-        <w:rPr>
-          <w:b/>
-          <w:color w:val="1F4E79"/>
-          <w:sz w:val="21"/>
-        </w:rPr>
         <w:t>TECHNICAL SKILLS</w:t>
       </w:r>
     </w:p>
     <w:p>
       <w:pPr>
-        <w:spacing w:after="20"/>
+        <w:spacing w:after="16"/>
+        <w:ind w:left="230" w:hanging="173"/>
       </w:pPr>
       <w:r>
         <w:rPr>
           <w:b/>
-          <w:sz w:val="17"/>
         </w:rPr>
-        <w:t xml:space="preserve">Languages: </w:t>
+        <w:t xml:space="preserve">• </w:t>
       </w:r>
       <w:r>
         <w:rPr>
-          <w:sz w:val="17"/>
+          <w:b/>
         </w:rPr>
-        <w:t>C, C++, Go, Python, C#, Objective-C, PHP, Perl, JavaScript, Node.js, Shell, Visual Basic</w:t>
+        <w:t>Languages:</w:t>
+      </w:r>
+      <w:r>
+        <w:t xml:space="preserve"> C, C++, Go, Python, C#, Objective-C, PHP, Perl, JavaScript, Node.js, Shell, Visual Basic</w:t>
       </w:r>
     </w:p>
     <w:p>
       <w:pPr>
-        <w:spacing w:after="20"/>
+        <w:spacing w:after="16"/>
+        <w:ind w:left="230" w:hanging="173"/>
       </w:pPr>
       <w:r>
         <w:rPr>
           <w:b/>
-          <w:sz w:val="17"/>
         </w:rPr>
-        <w:t xml:space="preserve">Systems: </w:t>
+        <w:t xml:space="preserve">• </w:t>
       </w:r>
       <w:r>
         <w:rPr>
-          <w:sz w:val="17"/>
+          <w:b/>
         </w:rPr>
-        <w:t>FreeBSD, Linux, kernel modules, system calls, bootloaders, operating systems, kqueue, GDB, TCP/IP</w:t>
+        <w:t>Systems:</w:t>
+      </w:r>
+      <w:r>
+        <w:t xml:space="preserve"> FreeBSD, Linux, kernel modules, system calls, bootloaders, operating systems, kqueue, GDB, TCP/IP</w:t>
       </w:r>
     </w:p>
     <w:p>
       <w:pPr>
-        <w:spacing w:after="20"/>
+        <w:spacing w:after="16"/>
+        <w:ind w:left="230" w:hanging="173"/>
       </w:pPr>
       <w:r>
         <w:rPr>
           <w:b/>
-          <w:sz w:val="17"/>
         </w:rPr>
-        <w:t xml:space="preserve">Networking/Security: </w:t>
+        <w:t xml:space="preserve">• </w:t>
       </w:r>
       <w:r>
         <w:rPr>
-          <w:sz w:val="17"/>
+          <w:b/>
         </w:rPr>
-        <w:t>DDoS detection/mitigation, packet capture, DNS analysis, libpcap, IPFW, authentication, telemetry</w:t>
+        <w:t>Networking/Security:</w:t>
+      </w:r>
+      <w:r>
+        <w:t xml:space="preserve"> DDoS detection/mitigation, packet capture, DNS analysis, libpcap, IPFW, authentication, telemetry</w:t>
       </w:r>
     </w:p>
     <w:p>
       <w:pPr>
-        <w:spacing w:after="20"/>
+        <w:spacing w:after="16"/>
+        <w:ind w:left="230" w:hanging="173"/>
       </w:pPr>
       <w:r>
         <w:rPr>
           <w:b/>
-          <w:sz w:val="17"/>
         </w:rPr>
-        <w:t xml:space="preserve">Embedded: </w:t>
+        <w:t xml:space="preserve">• </w:t>
       </w:r>
       <w:r>
         <w:rPr>
-          <w:sz w:val="17"/>
+          <w:b/>
         </w:rPr>
-        <w:t>Embedded C, Atmel AVR, SPI, UART, I2C, Arduino, circuit design, soldering, hardware troubleshooting</w:t>
+        <w:t>Embedded:</w:t>
+      </w:r>
+      <w:r>
+        <w:t xml:space="preserve"> Embedded C, Atmel AVR, SPI, UART, I2C, Arduino, circuit design, soldering, hardware troubleshooting</w:t>
       </w:r>
     </w:p>
     <w:p>
       <w:pPr>
-        <w:spacing w:after="20"/>
+        <w:spacing w:after="16"/>
+        <w:ind w:left="230" w:hanging="173"/>
       </w:pPr>
       <w:r>
         <w:rPr>
           <w:b/>
-          <w:sz w:val="17"/>
         </w:rPr>
-        <w:t xml:space="preserve">Cloud/DevOps: </w:t>
+        <w:t xml:space="preserve">• </w:t>
       </w:r>
       <w:r>
         <w:rPr>
-          <w:sz w:val="17"/>
+          <w:b/>
         </w:rPr>
-        <w:t>Azure DevOps, Docker, Kubernetes, Terraform, CI/CD, security scanning, deployment automation</w:t>
+        <w:t>Cloud/DevOps:</w:t>
+      </w:r>
+      <w:r>
+        <w:t xml:space="preserve"> Azure DevOps, Docker, Kubernetes, Terraform, CI/CD, security scanning, deployment automation</w:t>
       </w:r>
     </w:p>
     <w:p>
       <w:pPr>
-        <w:spacing w:after="20"/>
+        <w:spacing w:after="16"/>
+        <w:ind w:left="230" w:hanging="173"/>
       </w:pPr>
       <w:r>
         <w:rPr>
           <w:b/>
-          <w:sz w:val="17"/>
         </w:rPr>
-        <w:t xml:space="preserve">Databases/Web: </w:t>
+        <w:t xml:space="preserve">• </w:t>
       </w:r>
       <w:r>
         <w:rPr>
-          <w:sz w:val="17"/>
+          <w:b/>
         </w:rPr>
-        <w:t>MySQL, MultiValue/Universe, OAuth/OAuth2, SMTP OAuth, React, jQuery, PHP, web services</w:t>
+        <w:t>Databases/Web:</w:t>
+      </w:r>
+      <w:r>
+        <w:t xml:space="preserve"> MySQL, MultiValue/Universe, OAuth/OAuth2, SMTP OAuth, React, jQuery, PHP, web services</w:t>
       </w:r>
     </w:p>
     <w:p>
       <w:pPr>
+        <w:pStyle w:val="Heading1"/>
         <w:pBdr>
-          <w:bottom w:val="single" w:sz="6" w:space="1" w:color="4F81BD"/>
+          <w:bottom w:val="single" w:sz="5" w:space="1" w:color="666666"/>
         </w:pBdr>
       </w:pPr>
       <w:r>
-        <w:rPr>
-          <w:b/>
-          <w:color w:val="1F4E79"/>
-          <w:sz w:val="21"/>
-        </w:rPr>
         <w:t>SELECTED TECHNICAL HIGHLIGHTS</w:t>
       </w:r>
     </w:p>
     <w:p>
       <w:pPr>
-        <w:pStyle w:val="CompactBullet"/>
-        <w:ind w:left="288" w:hanging="173"/>
+        <w:spacing w:after="16"/>
+        <w:ind w:left="230" w:hanging="173"/>
       </w:pPr>
       <w:r>
         <w:rPr>
@@ -219,8 +218,8 @@
     </w:p>
     <w:p>
       <w:pPr>
-        <w:pStyle w:val="CompactBullet"/>
-        <w:ind w:left="288" w:hanging="173"/>
+        <w:spacing w:after="16"/>
+        <w:ind w:left="230" w:hanging="173"/>
       </w:pPr>
       <w:r>
         <w:rPr>
@@ -234,8 +233,8 @@
     </w:p>
     <w:p>
       <w:pPr>
-        <w:pStyle w:val="CompactBullet"/>
-        <w:ind w:left="288" w:hanging="173"/>
+        <w:spacing w:after="16"/>
+        <w:ind w:left="230" w:hanging="173"/>
       </w:pPr>
       <w:r>
         <w:rPr>
@@ -249,8 +248,8 @@
     </w:p>
     <w:p>
       <w:pPr>
-        <w:pStyle w:val="CompactBullet"/>
-        <w:ind w:left="288" w:hanging="173"/>
+        <w:spacing w:after="16"/>
+        <w:ind w:left="230" w:hanging="173"/>
       </w:pPr>
       <w:r>
         <w:rPr>
@@ -264,8 +263,8 @@
     </w:p>
     <w:p>
       <w:pPr>
-        <w:pStyle w:val="CompactBullet"/>
-        <w:ind w:left="288" w:hanging="173"/>
+        <w:spacing w:after="16"/>
+        <w:ind w:left="230" w:hanging="173"/>
       </w:pPr>
       <w:r>
         <w:rPr>
@@ -279,8 +278,8 @@
     </w:p>
     <w:p>
       <w:pPr>
-        <w:pStyle w:val="CompactBullet"/>
-        <w:ind w:left="288" w:hanging="173"/>
+        <w:spacing w:after="16"/>
+        <w:ind w:left="230" w:hanging="173"/>
       </w:pPr>
       <w:r>
         <w:rPr>
@@ -294,180 +293,196 @@
     </w:p>
     <w:p>
       <w:pPr>
+        <w:pStyle w:val="Heading1"/>
         <w:pBdr>
-          <w:bottom w:val="single" w:sz="6" w:space="1" w:color="4F81BD"/>
+          <w:bottom w:val="single" w:sz="5" w:space="1" w:color="666666"/>
         </w:pBdr>
       </w:pPr>
       <w:r>
-        <w:rPr>
-          <w:b/>
-          <w:color w:val="1F4E79"/>
-          <w:sz w:val="21"/>
-        </w:rPr>
         <w:t>SELECTED SYSTEMS PROJECTS</w:t>
       </w:r>
     </w:p>
     <w:p>
       <w:pPr>
-        <w:spacing w:after="20"/>
+        <w:spacing w:after="16"/>
+        <w:ind w:left="230" w:hanging="173"/>
       </w:pPr>
       <w:r>
         <w:rPr>
           <w:b/>
-          <w:sz w:val="17"/>
         </w:rPr>
-        <w:t xml:space="preserve">TAFOS Operating System: </w:t>
+        <w:t xml:space="preserve">• </w:t>
       </w:r>
       <w:r>
         <w:rPr>
-          <w:sz w:val="17"/>
+          <w:b/>
         </w:rPr>
-        <w:t>Developed educational x86 OS kernel in C and assembly with custom MBR bootloader, protected mode, IDT, heap allocator, port I/O, VGA output, and GDB support.</w:t>
+        <w:t>TAFOS Operating System:</w:t>
+      </w:r>
+      <w:r>
+        <w:t xml:space="preserve"> Developed educational x86 OS kernel in C and assembly with custom MBR bootloader, protected mode, IDT, heap allocator, port I/O, VGA output, and GDB support.</w:t>
       </w:r>
     </w:p>
     <w:p>
       <w:pPr>
-        <w:spacing w:after="20"/>
+        <w:spacing w:after="16"/>
+        <w:ind w:left="230" w:hanging="173"/>
       </w:pPr>
       <w:r>
         <w:rPr>
           <w:b/>
-          <w:sz w:val="17"/>
         </w:rPr>
-        <w:t xml:space="preserve">KeepClean: </w:t>
+        <w:t xml:space="preserve">• </w:t>
       </w:r>
       <w:r>
         <w:rPr>
-          <w:sz w:val="17"/>
+          <w:b/>
         </w:rPr>
-        <w:t>Developed FreeBSD kernel module hooking syscalls to monitor execution activity, protect system assets, and report telemetry to userspace services.</w:t>
+        <w:t>KeepClean:</w:t>
+      </w:r>
+      <w:r>
+        <w:t xml:space="preserve"> Developed FreeBSD kernel module hooking syscalls to monitor execution activity, protect system assets, and report telemetry to userspace services.</w:t>
       </w:r>
     </w:p>
     <w:p>
       <w:pPr>
-        <w:spacing w:after="20"/>
+        <w:spacing w:after="16"/>
+        <w:ind w:left="230" w:hanging="173"/>
       </w:pPr>
       <w:r>
         <w:rPr>
           <w:b/>
-          <w:sz w:val="17"/>
         </w:rPr>
-        <w:t xml:space="preserve">VirtualDir: </w:t>
+        <w:t xml:space="preserve">• </w:t>
       </w:r>
       <w:r>
         <w:rPr>
-          <w:sz w:val="17"/>
+          <w:b/>
         </w:rPr>
-        <w:t>Developed FreeBSD kernel module remapping filesystem paths through syscall interception; deployed customer-facing across approximately 30 production servers over 5-8 years.</w:t>
+        <w:t>VirtualDir:</w:t>
+      </w:r>
+      <w:r>
+        <w:t xml:space="preserve"> Developed FreeBSD kernel module remapping filesystem paths through syscall interception; deployed customer-facing across approximately 30 production servers over 5-8 years.</w:t>
       </w:r>
     </w:p>
     <w:p>
       <w:pPr>
-        <w:spacing w:after="20"/>
+        <w:spacing w:after="16"/>
+        <w:ind w:left="230" w:hanging="173"/>
       </w:pPr>
       <w:r>
         <w:rPr>
           <w:b/>
-          <w:sz w:val="17"/>
         </w:rPr>
-        <w:t xml:space="preserve">StatCache: </w:t>
+        <w:t xml:space="preserve">• </w:t>
       </w:r>
       <w:r>
         <w:rPr>
-          <w:sz w:val="17"/>
+          <w:b/>
         </w:rPr>
-        <w:t>Developed FreeBSD kernel module instrumenting stat() and lstat() activity for filesystem visibility and performance analysis.</w:t>
+        <w:t>StatCache:</w:t>
+      </w:r>
+      <w:r>
+        <w:t xml:space="preserve"> Developed FreeBSD kernel module instrumenting stat() and lstat() activity for filesystem visibility and performance analysis.</w:t>
       </w:r>
     </w:p>
     <w:p>
       <w:pPr>
-        <w:spacing w:after="20"/>
+        <w:spacing w:after="16"/>
+        <w:ind w:left="230" w:hanging="173"/>
       </w:pPr>
       <w:r>
         <w:rPr>
           <w:b/>
-          <w:sz w:val="17"/>
         </w:rPr>
-        <w:t xml:space="preserve">PrimeDump: </w:t>
+        <w:t xml:space="preserve">• </w:t>
       </w:r>
       <w:r>
         <w:rPr>
-          <w:sz w:val="17"/>
+          <w:b/>
         </w:rPr>
-        <w:t>Developed libpcap-based traffic analyzer decoding Ethernet, IP, TCP, UDP, and ICMPv6 headers with ncurses real-time views and IPFW integration.</w:t>
+        <w:t>PrimeDump:</w:t>
+      </w:r>
+      <w:r>
+        <w:t xml:space="preserve"> Developed libpcap-based traffic analyzer decoding Ethernet, IP, TCP, UDP, and ICMPv6 headers with ncurses real-time views and IPFW integration.</w:t>
       </w:r>
     </w:p>
     <w:p>
       <w:pPr>
-        <w:spacing w:after="20"/>
+        <w:spacing w:after="16"/>
+        <w:ind w:left="230" w:hanging="173"/>
       </w:pPr>
       <w:r>
         <w:rPr>
           <w:b/>
-          <w:sz w:val="17"/>
         </w:rPr>
-        <w:t xml:space="preserve">PrimeDNSTop: </w:t>
+        <w:t xml:space="preserve">• </w:t>
       </w:r>
       <w:r>
         <w:rPr>
-          <w:sz w:val="17"/>
+          <w:b/>
         </w:rPr>
-        <w:t>Developed DNS traffic monitor parsing UDP/53 and RFC 1035 queries to detect recursion attacks and rank source/domain activity.</w:t>
+        <w:t>PrimeDNSTop:</w:t>
+      </w:r>
+      <w:r>
+        <w:t xml:space="preserve"> Developed DNS traffic monitor parsing UDP/53 and RFC 1035 queries to detect recursion attacks and rank source/domain activity.</w:t>
       </w:r>
     </w:p>
     <w:p>
       <w:pPr>
-        <w:spacing w:after="20"/>
+        <w:spacing w:after="16"/>
+        <w:ind w:left="230" w:hanging="173"/>
       </w:pPr>
       <w:r>
         <w:rPr>
           <w:b/>
-          <w:sz w:val="17"/>
         </w:rPr>
-        <w:t xml:space="preserve">AVR Smart Smoke/CO2 Detector: </w:t>
+        <w:t xml:space="preserve">• </w:t>
       </w:r>
       <w:r>
         <w:rPr>
-          <w:sz w:val="17"/>
+          <w:b/>
         </w:rPr>
-        <w:t>Developed contract firmware in embedded C for battery-powered wireless Atmel AVR prototypes using SPI, UART, and I2C interfaces.</w:t>
+        <w:t>AVR Smart Smoke/CO2 Detector:</w:t>
+      </w:r>
+      <w:r>
+        <w:t xml:space="preserve"> Developed contract firmware in embedded C for battery-powered wireless Atmel AVR prototypes using SPI, UART, and I2C interfaces.</w:t>
       </w:r>
     </w:p>
     <w:p>
       <w:pPr>
+        <w:pStyle w:val="Heading1"/>
         <w:pBdr>
-          <w:bottom w:val="single" w:sz="6" w:space="1" w:color="4F81BD"/>
+          <w:bottom w:val="single" w:sz="5" w:space="1" w:color="666666"/>
         </w:pBdr>
       </w:pPr>
       <w:r>
-        <w:rPr>
-          <w:b/>
-          <w:color w:val="1F4E79"/>
-          <w:sz w:val="21"/>
-        </w:rPr>
         <w:t>PROFESSIONAL EXPERIENCE</w:t>
       </w:r>
     </w:p>
     <w:p>
+      <w:pPr>
+        <w:pStyle w:val="Heading2"/>
+      </w:pPr>
       <w:r>
-        <w:rPr>
-          <w:b/>
-          <w:sz w:val="18"/>
-        </w:rPr>
         <w:t>Advantive - Senior Development Specialist</w:t>
-      </w:r>
-      <w:r>
-        <w:rPr>
-          <w:i/>
-          <w:sz w:val="16"/>
-        </w:rPr>
-        <w:t xml:space="preserve"> | Remote / Tampa Bay, FL | July 2022 - Present</w:t>
       </w:r>
     </w:p>
     <w:p>
       <w:pPr>
-        <w:pStyle w:val="CompactBullet"/>
-        <w:ind w:left="288" w:hanging="173"/>
+        <w:spacing w:after="0"/>
+      </w:pPr>
+      <w:r>
+        <w:rPr>
+          <w:i/>
+        </w:rPr>
+        <w:t>Remote / Tampa Bay, FL | July 2022 - Present</w:t>
+      </w:r>
+    </w:p>
+    <w:p>
+      <w:pPr>
+        <w:spacing w:after="16"/>
+        <w:ind w:left="230" w:hanging="173"/>
       </w:pPr>
       <w:r>
         <w:rPr>
@@ -481,8 +496,8 @@
     </w:p>
     <w:p>
       <w:pPr>
-        <w:pStyle w:val="CompactBullet"/>
-        <w:ind w:left="288" w:hanging="173"/>
+        <w:spacing w:after="16"/>
+        <w:ind w:left="230" w:hanging="173"/>
       </w:pPr>
       <w:r>
         <w:rPr>
@@ -495,25 +510,28 @@
       </w:r>
     </w:p>
     <w:p>
+      <w:pPr>
+        <w:pStyle w:val="Heading2"/>
+      </w:pPr>
       <w:r>
-        <w:rPr>
-          <w:b/>
-          <w:sz w:val="18"/>
-        </w:rPr>
         <w:t>DDI Systems - Senior Development Specialist</w:t>
-      </w:r>
-      <w:r>
-        <w:rPr>
-          <w:i/>
-          <w:sz w:val="16"/>
-        </w:rPr>
-        <w:t xml:space="preserve"> | Manalapan, NJ | November 2021 - July 2022</w:t>
       </w:r>
     </w:p>
     <w:p>
       <w:pPr>
-        <w:pStyle w:val="CompactBullet"/>
-        <w:ind w:left="288" w:hanging="173"/>
+        <w:spacing w:after="0"/>
+      </w:pPr>
+      <w:r>
+        <w:rPr>
+          <w:i/>
+        </w:rPr>
+        <w:t>Manalapan, NJ | November 2021 - July 2022</w:t>
+      </w:r>
+    </w:p>
+    <w:p>
+      <w:pPr>
+        <w:spacing w:after="16"/>
+        <w:ind w:left="230" w:hanging="173"/>
       </w:pPr>
       <w:r>
         <w:rPr>
@@ -526,25 +544,28 @@
       </w:r>
     </w:p>
     <w:p>
+      <w:pPr>
+        <w:pStyle w:val="Heading2"/>
+      </w:pPr>
       <w:r>
-        <w:rPr>
-          <w:b/>
-          <w:sz w:val="18"/>
-        </w:rPr>
         <w:t>ISPrime LLC - CEO</w:t>
-      </w:r>
-      <w:r>
-        <w:rPr>
-          <w:i/>
-          <w:sz w:val="16"/>
-        </w:rPr>
-        <w:t xml:space="preserve"> | Weehawken, NJ | April 2018 - January 2020</w:t>
       </w:r>
     </w:p>
     <w:p>
       <w:pPr>
-        <w:pStyle w:val="CompactBullet"/>
-        <w:ind w:left="288" w:hanging="173"/>
+        <w:spacing w:after="0"/>
+      </w:pPr>
+      <w:r>
+        <w:rPr>
+          <w:i/>
+        </w:rPr>
+        <w:t>Weehawken, NJ | April 2018 - January 2020</w:t>
+      </w:r>
+    </w:p>
+    <w:p>
+      <w:pPr>
+        <w:spacing w:after="16"/>
+        <w:ind w:left="230" w:hanging="173"/>
       </w:pPr>
       <w:r>
         <w:rPr>
@@ -557,25 +578,28 @@
       </w:r>
     </w:p>
     <w:p>
+      <w:pPr>
+        <w:pStyle w:val="Heading2"/>
+      </w:pPr>
       <w:r>
-        <w:rPr>
-          <w:b/>
-          <w:sz w:val="18"/>
-        </w:rPr>
         <w:t>DDI Systems - Computer Programmer</w:t>
-      </w:r>
-      <w:r>
-        <w:rPr>
-          <w:i/>
-          <w:sz w:val="16"/>
-        </w:rPr>
-        <w:t xml:space="preserve"> | Manalapan, NJ | April 2017 - April 2018</w:t>
       </w:r>
     </w:p>
     <w:p>
       <w:pPr>
-        <w:pStyle w:val="CompactBullet"/>
-        <w:ind w:left="288" w:hanging="173"/>
+        <w:spacing w:after="0"/>
+      </w:pPr>
+      <w:r>
+        <w:rPr>
+          <w:i/>
+        </w:rPr>
+        <w:t>Manalapan, NJ | April 2017 - April 2018</w:t>
+      </w:r>
+    </w:p>
+    <w:p>
+      <w:pPr>
+        <w:spacing w:after="16"/>
+        <w:ind w:left="230" w:hanging="173"/>
       </w:pPr>
       <w:r>
         <w:rPr>
@@ -588,25 +612,28 @@
       </w:r>
     </w:p>
     <w:p>
+      <w:pPr>
+        <w:pStyle w:val="Heading2"/>
+      </w:pPr>
       <w:r>
-        <w:rPr>
-          <w:b/>
-          <w:sz w:val="18"/>
-        </w:rPr>
         <w:t>MFCXY, Inc. - Computer Programmer</w:t>
-      </w:r>
-      <w:r>
-        <w:rPr>
-          <w:i/>
-          <w:sz w:val="16"/>
-        </w:rPr>
-        <w:t xml:space="preserve"> | Chicago, IL | December 2014 - September 2015</w:t>
       </w:r>
     </w:p>
     <w:p>
       <w:pPr>
-        <w:pStyle w:val="CompactBullet"/>
-        <w:ind w:left="288" w:hanging="173"/>
+        <w:spacing w:after="0"/>
+      </w:pPr>
+      <w:r>
+        <w:rPr>
+          <w:i/>
+        </w:rPr>
+        <w:t>Chicago, IL | December 2014 - September 2015</w:t>
+      </w:r>
+    </w:p>
+    <w:p>
+      <w:pPr>
+        <w:spacing w:after="16"/>
+        <w:ind w:left="230" w:hanging="173"/>
       </w:pPr>
       <w:r>
         <w:rPr>
@@ -619,25 +646,28 @@
       </w:r>
     </w:p>
     <w:p>
+      <w:pPr>
+        <w:pStyle w:val="Heading2"/>
+      </w:pPr>
       <w:r>
-        <w:rPr>
-          <w:b/>
-          <w:sz w:val="18"/>
-        </w:rPr>
         <w:t>ISPrime Inc. - CIO / Partner</w:t>
-      </w:r>
-      <w:r>
-        <w:rPr>
-          <w:i/>
-          <w:sz w:val="16"/>
-        </w:rPr>
-        <w:t xml:space="preserve"> | Weehawken, NJ | March 2001 - December 2014</w:t>
       </w:r>
     </w:p>
     <w:p>
       <w:pPr>
-        <w:pStyle w:val="CompactBullet"/>
-        <w:ind w:left="288" w:hanging="173"/>
+        <w:spacing w:after="0"/>
+      </w:pPr>
+      <w:r>
+        <w:rPr>
+          <w:i/>
+        </w:rPr>
+        <w:t>Weehawken, NJ | March 2001 - December 2014</w:t>
+      </w:r>
+    </w:p>
+    <w:p>
+      <w:pPr>
+        <w:spacing w:after="16"/>
+        <w:ind w:left="230" w:hanging="173"/>
       </w:pPr>
       <w:r>
         <w:rPr>
@@ -651,8 +681,8 @@
     </w:p>
     <w:p>
       <w:pPr>
-        <w:pStyle w:val="CompactBullet"/>
-        <w:ind w:left="288" w:hanging="173"/>
+        <w:spacing w:after="16"/>
+        <w:ind w:left="230" w:hanging="173"/>
       </w:pPr>
       <w:r>
         <w:rPr>
@@ -666,8 +696,8 @@
     </w:p>
     <w:p>
       <w:pPr>
-        <w:pStyle w:val="CompactBullet"/>
-        <w:ind w:left="288" w:hanging="173"/>
+        <w:spacing w:after="16"/>
+        <w:ind w:left="230" w:hanging="173"/>
       </w:pPr>
       <w:r>
         <w:rPr>
@@ -681,8 +711,8 @@
     </w:p>
     <w:p>
       <w:pPr>
-        <w:pStyle w:val="CompactBullet"/>
-        <w:ind w:left="288" w:hanging="173"/>
+        <w:spacing w:after="16"/>
+        <w:ind w:left="230" w:hanging="173"/>
       </w:pPr>
       <w:r>
         <w:rPr>
@@ -696,8 +726,8 @@
     </w:p>
     <w:p>
       <w:pPr>
-        <w:pStyle w:val="CompactBullet"/>
-        <w:ind w:left="288" w:hanging="173"/>
+        <w:spacing w:after="16"/>
+        <w:ind w:left="230" w:hanging="173"/>
       </w:pPr>
       <w:r>
         <w:rPr>
@@ -711,8 +741,8 @@
     </w:p>
     <w:p>
       <w:pPr>
-        <w:pStyle w:val="CompactBullet"/>
-        <w:ind w:left="288" w:hanging="173"/>
+        <w:spacing w:after="16"/>
+        <w:ind w:left="230" w:hanging="173"/>
       </w:pPr>
       <w:r>
         <w:rPr>
@@ -726,8 +756,8 @@
     </w:p>
     <w:p>
       <w:pPr>
-        <w:pStyle w:val="CompactBullet"/>
-        <w:ind w:left="288" w:hanging="173"/>
+        <w:spacing w:after="16"/>
+        <w:ind w:left="230" w:hanging="173"/>
       </w:pPr>
       <w:r>
         <w:rPr>
@@ -741,8 +771,8 @@
     </w:p>
     <w:p>
       <w:pPr>
-        <w:pStyle w:val="CompactBullet"/>
-        <w:ind w:left="288" w:hanging="173"/>
+        <w:spacing w:after="16"/>
+        <w:ind w:left="230" w:hanging="173"/>
       </w:pPr>
       <w:r>
         <w:rPr>
@@ -755,25 +785,28 @@
       </w:r>
     </w:p>
     <w:p>
+      <w:pPr>
+        <w:pStyle w:val="Heading2"/>
+      </w:pPr>
       <w:r>
-        <w:rPr>
-          <w:b/>
-          <w:sz w:val="18"/>
-        </w:rPr>
         <w:t>FatWallet.com - Systems Administrator</w:t>
-      </w:r>
-      <w:r>
-        <w:rPr>
-          <w:i/>
-          <w:sz w:val="16"/>
-        </w:rPr>
-        <w:t xml:space="preserve"> | Wisconsin / Remote | December 2000 - June 2001</w:t>
       </w:r>
     </w:p>
     <w:p>
       <w:pPr>
-        <w:pStyle w:val="CompactBullet"/>
-        <w:ind w:left="288" w:hanging="173"/>
+        <w:spacing w:after="0"/>
+      </w:pPr>
+      <w:r>
+        <w:rPr>
+          <w:i/>
+        </w:rPr>
+        <w:t>Wisconsin / Remote | December 2000 - June 2001</w:t>
+      </w:r>
+    </w:p>
+    <w:p>
+      <w:pPr>
+        <w:spacing w:after="16"/>
+        <w:ind w:left="230" w:hanging="173"/>
       </w:pPr>
       <w:r>
         <w:rPr>
@@ -787,23 +820,16 @@
     </w:p>
     <w:p>
       <w:pPr>
+        <w:pStyle w:val="Heading1"/>
         <w:pBdr>
-          <w:bottom w:val="single" w:sz="6" w:space="1" w:color="4F81BD"/>
+          <w:bottom w:val="single" w:sz="5" w:space="1" w:color="666666"/>
         </w:pBdr>
       </w:pPr>
       <w:r>
-        <w:rPr>
-          <w:b/>
-          <w:color w:val="1F4E79"/>
-          <w:sz w:val="21"/>
-        </w:rPr>
         <w:t>EDUCATION</w:t>
       </w:r>
     </w:p>
     <w:p>
-      <w:pPr>
-        <w:spacing w:after="0"/>
-      </w:pPr>
       <w:r>
         <w:rPr>
           <w:b/>
@@ -815,13 +841,31 @@
       </w:r>
     </w:p>
     <w:sectPr>
+      <w:footerReference w:type="default" r:id="rId9"/>
       <w:pgSz w:w="12240" w:h="15840"/>
-      <w:pgMar w:top="648" w:right="792" w:bottom="648" w:left="792" w:header="720" w:footer="720" w:gutter="0"/>
+      <w:pgMar w:top="605" w:right="749" w:bottom="605" w:left="749" w:header="720" w:footer="720" w:gutter="0"/>
       <w:cols w:space="720"/>
       <w:docGrid w:linePitch="360"/>
     </w:sectPr>
   </w:body>
 </w:document>
+</file>
+
+<file path=word/footer1.xml><?xml version="1.0" encoding="utf-8"?>
+<w:ftr xmlns:m="http://schemas.openxmlformats.org/officeDocument/2006/math" xmlns:mc="http://schemas.openxmlformats.org/markup-compatibility/2006" xmlns:mo="http://schemas.microsoft.com/office/mac/office/2008/main" xmlns:mv="urn:schemas-microsoft-com:mac:vml" xmlns:o="urn:schemas-microsoft-com:office:office" xmlns:r="http://schemas.openxmlformats.org/officeDocument/2006/relationships" xmlns:v="urn:schemas-microsoft-com:vml" xmlns:w10="urn:schemas-microsoft-com:office:word" xmlns:w14="http://schemas.microsoft.com/office/word/2010/wordml" xmlns:w="http://schemas.openxmlformats.org/wordprocessingml/2006/main" xmlns:wne="http://schemas.microsoft.com/office/word/2006/wordml" xmlns:wp14="http://schemas.microsoft.com/office/word/2010/wordprocessingDrawing" xmlns:wp="http://schemas.openxmlformats.org/drawingml/2006/wordprocessingDrawing" xmlns:wpc="http://schemas.microsoft.com/office/word/2010/wordprocessingCanvas" xmlns:wpg="http://schemas.microsoft.com/office/word/2010/wordprocessingGroup" xmlns:wpi="http://schemas.microsoft.com/office/word/2010/wordprocessingInk" xmlns:wps="http://schemas.microsoft.com/office/word/2010/wordprocessingShape" mc:Ignorable="w14 wp14">
+  <w:p>
+    <w:pPr>
+      <w:pStyle w:val="Footer"/>
+      <w:jc w:val="center"/>
+    </w:pPr>
+    <w:r>
+      <w:rPr>
+        <w:sz w:val="14"/>
+      </w:rPr>
+      <w:t>Jordan Newman</w:t>
+    </w:r>
+  </w:p>
+</w:ftr>
 </file>
 
 <file path=word/numbering.xml><?xml version="1.0" encoding="utf-8"?>
@@ -1188,11 +1232,11 @@
     <w:qFormat/>
     <w:rsid w:val="00FC693F"/>
     <w:pPr>
-      <w:spacing w:after="0" w:line="240" w:lineRule="auto"/>
+      <w:spacing w:after="24" w:line="240" w:lineRule="auto"/>
     </w:pPr>
     <w:rPr>
-      <w:rFonts w:ascii="Aptos" w:hAnsi="Aptos" w:eastAsia="Aptos"/>
-      <w:sz w:val="18"/>
+      <w:rFonts w:ascii="Arial" w:hAnsi="Arial"/>
+      <w:sz w:val="17"/>
     </w:rPr>
   </w:style>
   <w:style w:type="paragraph" w:styleId="Header">
@@ -1250,14 +1294,14 @@
     <w:pPr>
       <w:keepNext/>
       <w:keepLines/>
-      <w:spacing w:before="100" w:after="40"/>
+      <w:spacing w:before="60" w:after="20"/>
       <w:outlineLvl w:val="0"/>
     </w:pPr>
     <w:rPr>
-      <w:rFonts w:asciiTheme="majorHAnsi" w:eastAsiaTheme="majorEastAsia" w:hAnsiTheme="majorHAnsi" w:cstheme="majorBidi" w:ascii="Aptos" w:hAnsi="Aptos" w:eastAsia="Aptos"/>
+      <w:rFonts w:asciiTheme="majorHAnsi" w:eastAsiaTheme="majorEastAsia" w:hAnsiTheme="majorHAnsi" w:cstheme="majorBidi" w:ascii="Arial" w:hAnsi="Arial"/>
       <w:b/>
       <w:bCs/>
-      <w:color w:val="1F4E79"/>
+      <w:color w:val="365F91" w:themeColor="accent1" w:themeShade="BF"/>
       <w:sz w:val="22"/>
       <w:szCs w:val="28"/>
     </w:rPr>
@@ -1274,15 +1318,15 @@
     <w:pPr>
       <w:keepNext/>
       <w:keepLines/>
-      <w:spacing w:before="100" w:after="40"/>
+      <w:spacing w:before="60" w:after="20"/>
       <w:outlineLvl w:val="1"/>
     </w:pPr>
     <w:rPr>
-      <w:rFonts w:asciiTheme="majorHAnsi" w:eastAsiaTheme="majorEastAsia" w:hAnsiTheme="majorHAnsi" w:cstheme="majorBidi" w:ascii="Aptos" w:hAnsi="Aptos" w:eastAsia="Aptos"/>
+      <w:rFonts w:asciiTheme="majorHAnsi" w:eastAsiaTheme="majorEastAsia" w:hAnsiTheme="majorHAnsi" w:cstheme="majorBidi" w:ascii="Arial" w:hAnsi="Arial"/>
       <w:b/>
       <w:bCs/>
-      <w:color w:val="1F4E79"/>
-      <w:sz w:val="19"/>
+      <w:color w:val="4F81BD" w:themeColor="accent1"/>
+      <w:sz w:val="20"/>
       <w:szCs w:val="26"/>
     </w:rPr>
   </w:style>
@@ -1298,14 +1342,14 @@
     <w:pPr>
       <w:keepNext/>
       <w:keepLines/>
-      <w:spacing w:before="100" w:after="40"/>
+      <w:spacing w:before="60" w:after="20"/>
       <w:outlineLvl w:val="2"/>
     </w:pPr>
     <w:rPr>
-      <w:rFonts w:asciiTheme="majorHAnsi" w:eastAsiaTheme="majorEastAsia" w:hAnsiTheme="majorHAnsi" w:cstheme="majorBidi" w:ascii="Aptos" w:hAnsi="Aptos" w:eastAsia="Aptos"/>
+      <w:rFonts w:asciiTheme="majorHAnsi" w:eastAsiaTheme="majorEastAsia" w:hAnsiTheme="majorHAnsi" w:cstheme="majorBidi" w:ascii="Arial" w:hAnsi="Arial"/>
       <w:b/>
       <w:bCs/>
-      <w:color w:val="1F4E79"/>
+      <w:color w:val="4F81BD" w:themeColor="accent1"/>
       <w:sz w:val="18"/>
     </w:rPr>
   </w:style>
@@ -12877,17 +12921,6 @@
         <w:shd w:val="clear" w:color="auto" w:fill="FBCAA2" w:themeFill="accent6" w:themeFillTint="7F"/>
       </w:tcPr>
     </w:tblStylePr>
-  </w:style>
-  <w:style w:type="paragraph" w:customStyle="1" w:styleId="CompactBullet">
-    <w:name w:val="Compact Bullet"/>
-    <w:basedOn w:val="Normal"/>
-    <w:pPr>
-      <w:spacing w:after="20"/>
-      <w:ind w:left="245" w:hanging="173"/>
-    </w:pPr>
-    <w:rPr>
-      <w:sz w:val="17"/>
-    </w:rPr>
   </w:style>
 </w:styles>
 </file>

--- a/applications/starlink/embedded-software-engineer/Jordan_Newman_Starlink_Recruiter_2Page_Resume.docx
+++ b/applications/starlink/embedded-software-engineer/Jordan_Newman_Starlink_Recruiter_2Page_Resume.docx
@@ -470,6 +470,7 @@
     </w:p>
     <w:p>
       <w:pPr>
+        <w:keepNext/>
         <w:spacing w:after="0"/>
       </w:pPr>
       <w:r>
@@ -519,6 +520,7 @@
     </w:p>
     <w:p>
       <w:pPr>
+        <w:keepNext/>
         <w:spacing w:after="0"/>
       </w:pPr>
       <w:r>
@@ -553,6 +555,7 @@
     </w:p>
     <w:p>
       <w:pPr>
+        <w:keepNext/>
         <w:spacing w:after="0"/>
       </w:pPr>
       <w:r>
@@ -587,6 +590,7 @@
     </w:p>
     <w:p>
       <w:pPr>
+        <w:keepNext/>
         <w:spacing w:after="0"/>
       </w:pPr>
       <w:r>
@@ -621,6 +625,7 @@
     </w:p>
     <w:p>
       <w:pPr>
+        <w:keepNext/>
         <w:spacing w:after="0"/>
       </w:pPr>
       <w:r>
@@ -655,6 +660,7 @@
     </w:p>
     <w:p>
       <w:pPr>
+        <w:keepNext/>
         <w:spacing w:after="0"/>
       </w:pPr>
       <w:r>
@@ -794,6 +800,7 @@
     </w:p>
     <w:p>
       <w:pPr>
+        <w:keepNext/>
         <w:spacing w:after="0"/>
       </w:pPr>
       <w:r>
